--- a/工作区/同步-数学选必1册改制轮-0901/M配页/册目录页_wip.docx
+++ b/工作区/同步-数学选必1册改制轮-0901/M配页/册目录页_wip.docx
@@ -840,7 +840,7 @@
           <w:sz w:val="18"/>
           <w:szCs w:val="18"/>
         </w:rPr>
-        <w:t xml:space="preserve">31</w:t>
+        <w:t xml:space="preserve">32</w:t>
       </w:r>
     </w:p>
     <w:p>
